--- a/assets/document/Lin Zhu 2026.docx
+++ b/assets/document/Lin Zhu 2026.docx
@@ -38,88 +38,73 @@
             <w:rStyle w:val="Hyperlink"/>
             <w:lang w:val="en-GB" w:eastAsia="zh-CN"/>
           </w:rPr>
-          <w:t>moonlightbeamer@</w:t>
+          <w:t>'Website Subdomain'@ymail.com</w:t>
+        </w:r>
+        <w:r>
+          <w:rPr>
+            <w:rStyle w:val="Hyperlink"/>
+            <w:u w:val="none"/>
+            <w:lang w:val="en-GB" w:eastAsia="zh-CN"/>
+          </w:rPr>
+          <w:t xml:space="preserve">        </w:t>
         </w:r>
       </w:hyperlink>
-      <w:r>
-        <w:rPr>
-          <w:rStyle w:val="Hyperlink"/>
+      <w:hyperlink r:id="rId8" w:history="1">
+        <w:r>
+          <w:rPr>
+            <w:rStyle w:val="Hyperlink"/>
+            <w:lang w:val="en-GB" w:eastAsia="zh-CN"/>
+          </w:rPr>
+          <w:t>moonlightbeamer.github.io</w:t>
+        </w:r>
+      </w:hyperlink>
+      <w:r>
+        <w:rPr>
           <w:lang w:val="en-GB" w:eastAsia="zh-CN"/>
         </w:rPr>
-        <w:t>ymail</w:t>
-      </w:r>
-      <w:r>
-        <w:rPr>
-          <w:rStyle w:val="Hyperlink"/>
+        <w:t xml:space="preserve">    </w:t>
+      </w:r>
+      <w:r>
+        <w:rPr>
           <w:lang w:val="en-GB" w:eastAsia="zh-CN"/>
         </w:rPr>
-        <w:t>.com</w:t>
+        <w:t xml:space="preserve"> </w:t>
       </w:r>
       <w:r>
         <w:rPr>
           <w:lang w:val="en-GB" w:eastAsia="zh-CN"/>
         </w:rPr>
-        <w:t xml:space="preserve"> </w:t>
+        <w:t xml:space="preserve">   </w:t>
       </w:r>
       <w:r>
         <w:rPr>
           <w:lang w:val="en-GB" w:eastAsia="zh-CN"/>
         </w:rPr>
-        <w:t xml:space="preserve"> </w:t>
+        <w:t>(41</w:t>
       </w:r>
       <w:r>
         <w:rPr>
           <w:lang w:val="en-GB" w:eastAsia="zh-CN"/>
         </w:rPr>
-        <w:t xml:space="preserve"> </w:t>
+        <w:t>5</w:t>
       </w:r>
       <w:r>
         <w:rPr>
           <w:lang w:val="en-GB" w:eastAsia="zh-CN"/>
         </w:rPr>
-        <w:t xml:space="preserve">      </w:t>
+        <w:t xml:space="preserve">) </w:t>
       </w:r>
       <w:r>
         <w:rPr>
           <w:lang w:val="en-GB" w:eastAsia="zh-CN"/>
         </w:rPr>
-        <w:t xml:space="preserve">           </w:t>
+        <w:t>NineNineSeve</w:t>
       </w:r>
       <w:r>
         <w:rPr>
           <w:lang w:val="en-GB" w:eastAsia="zh-CN"/>
         </w:rPr>
-        <w:t xml:space="preserve">            </w:t>
-      </w:r>
-      <w:r>
-        <w:rPr>
-          <w:lang w:val="en-GB" w:eastAsia="zh-CN"/>
-        </w:rPr>
-        <w:t xml:space="preserve">                                                      </w:t>
-      </w:r>
-      <w:r>
-        <w:rPr>
-          <w:lang w:val="en-GB" w:eastAsia="zh-CN"/>
-        </w:rPr>
-        <w:t>(41</w:t>
-      </w:r>
-      <w:r>
-        <w:rPr>
-          <w:lang w:val="en-GB" w:eastAsia="zh-CN"/>
-        </w:rPr>
-        <w:t>5</w:t>
-      </w:r>
-      <w:r>
-        <w:rPr>
-          <w:lang w:val="en-GB" w:eastAsia="zh-CN"/>
-        </w:rPr>
-        <w:t xml:space="preserve">) </w:t>
-      </w:r>
-      <w:r>
-        <w:rPr>
-          <w:lang w:val="en-GB" w:eastAsia="zh-CN"/>
-        </w:rPr>
-        <w:t>997</w:t>
+        <w:t>n</w:t>
       </w:r>
       <w:r>
         <w:rPr>
@@ -1138,13 +1123,13 @@
           <w:rFonts w:ascii="Arial" w:hAnsi="Arial"/>
         </w:rPr>
       </w:pPr>
-      <w:hyperlink r:id="rId8" w:history="1">
+      <w:hyperlink r:id="rId9" w:history="1">
         <w:r>
           <w:rPr>
             <w:rStyle w:val="Hyperlink"/>
             <w:rFonts w:ascii="Arial" w:hAnsi="Arial"/>
           </w:rPr>
-          <w:t>https://www.credly.com/users/linzhu</w:t>
+          <w:t>www.credly.com/users/linzhu</w:t>
         </w:r>
       </w:hyperlink>
       <w:r>
@@ -6494,12 +6479,12 @@
       </w:r>
     </w:p>
     <w:sectPr>
-      <w:headerReference w:type="even" r:id="rId9"/>
-      <w:headerReference w:type="default" r:id="rId10"/>
-      <w:footerReference w:type="even" r:id="rId11"/>
-      <w:footerReference w:type="default" r:id="rId12"/>
-      <w:headerReference w:type="first" r:id="rId13"/>
-      <w:footerReference w:type="first" r:id="rId14"/>
+      <w:headerReference w:type="even" r:id="rId10"/>
+      <w:headerReference w:type="default" r:id="rId11"/>
+      <w:footerReference w:type="even" r:id="rId12"/>
+      <w:footerReference w:type="default" r:id="rId13"/>
+      <w:headerReference w:type="first" r:id="rId14"/>
+      <w:footerReference w:type="first" r:id="rId15"/>
       <w:type w:val="continuous"/>
       <w:pgSz w:w="12240" w:h="15840"/>
       <w:pgMar w:top="1260" w:right="1440" w:bottom="360" w:left="1267" w:header="720" w:footer="720" w:gutter="0"/>
